--- a/class20-30sep/3 ADVANCE LAB ON JINJA.docx
+++ b/class20-30sep/3 ADVANCE LAB ON JINJA.docx
@@ -1611,19 +1611,17 @@
         </w:rPr>
         <w:t>&gt;{{ environment</w:t>
       </w:r>
-      <w:proofErr w:type="gramEnd"/>
-      <w:r>
-        <w:rPr>
-          <w:lang w:val="en-US"/>
-        </w:rPr>
-        <w:t xml:space="preserve"> </w:t>
-      </w:r>
-      <w:proofErr w:type="gramStart"/>
-      <w:r>
-        <w:rPr>
-          <w:lang w:val="en-US"/>
-        </w:rPr>
-        <w:t>}}&lt;</w:t>
+      <w:r>
+        <w:rPr>
+          <w:lang w:val="en-US"/>
+        </w:rPr>
+        <w:t>1</w:t>
+      </w:r>
+      <w:r>
+        <w:rPr>
+          <w:lang w:val="en-US"/>
+        </w:rPr>
+        <w:t xml:space="preserve"> }}&lt;</w:t>
       </w:r>
       <w:proofErr w:type="gramEnd"/>
       <w:r>
@@ -2183,7 +2181,19 @@
         <w:rPr>
           <w:rStyle w:val="HTMLCode"/>
         </w:rPr>
-        <w:t xml:space="preserve">environment: </w:t>
+        <w:t>environment</w:t>
+      </w:r>
+      <w:r>
+        <w:rPr>
+          <w:rStyle w:val="HTMLCode"/>
+        </w:rPr>
+        <w:t>1</w:t>
+      </w:r>
+      <w:r>
+        <w:rPr>
+          <w:rStyle w:val="HTMLCode"/>
+        </w:rPr>
+        <w:t xml:space="preserve">: </w:t>
       </w:r>
       <w:r>
         <w:rPr>
@@ -2386,6 +2396,7 @@
       </w:r>
       <w:r>
         <w:rPr>
+          <w:noProof/>
           <w:lang w:val="en-US"/>
         </w:rPr>
         <w:drawing>
@@ -2506,7 +2517,13 @@
         <w:rPr>
           <w:lang w:val="en-US"/>
         </w:rPr>
-        <w:t xml:space="preserve">  hosts: webservers</w:t>
+        <w:t xml:space="preserve">  hosts: </w:t>
+      </w:r>
+      <w:r>
+        <w:rPr>
+          <w:lang w:val="en-US"/>
+        </w:rPr>
+        <w:t>all</w:t>
       </w:r>
     </w:p>
     <w:p>
@@ -2593,8 +2610,16 @@
         <w:rPr>
           <w:lang w:val="en-US"/>
         </w:rPr>
-        <w:t xml:space="preserve">    - name: Install Nginx</w:t>
-      </w:r>
+        <w:t xml:space="preserve">    - name: Install </w:t>
+      </w:r>
+      <w:proofErr w:type="spellStart"/>
+      <w:r>
+        <w:rPr>
+          <w:lang w:val="en-US"/>
+        </w:rPr>
+        <w:t>apache</w:t>
+      </w:r>
+      <w:proofErr w:type="spellEnd"/>
     </w:p>
     <w:p>
       <w:pPr>
@@ -2619,7 +2644,13 @@
         <w:rPr>
           <w:lang w:val="en-US"/>
         </w:rPr>
-        <w:t xml:space="preserve">        name: nginx</w:t>
+        <w:t xml:space="preserve">        name: </w:t>
+      </w:r>
+      <w:r>
+        <w:rPr>
+          <w:lang w:val="en-US"/>
+        </w:rPr>
+        <w:t>apache2</w:t>
       </w:r>
     </w:p>
     <w:p>
@@ -2779,7 +2810,13 @@
         <w:rPr>
           <w:lang w:val="en-US"/>
         </w:rPr>
-        <w:t xml:space="preserve">    - name: Start Nginx</w:t>
+        <w:t xml:space="preserve">    - name: Start </w:t>
+      </w:r>
+      <w:r>
+        <w:rPr>
+          <w:lang w:val="en-US"/>
+        </w:rPr>
+        <w:t>apache</w:t>
       </w:r>
     </w:p>
     <w:p>
@@ -2805,7 +2842,13 @@
         <w:rPr>
           <w:lang w:val="en-US"/>
         </w:rPr>
-        <w:t xml:space="preserve">        name: nginx</w:t>
+        <w:t xml:space="preserve">        name: </w:t>
+      </w:r>
+      <w:r>
+        <w:rPr>
+          <w:lang w:val="en-US"/>
+        </w:rPr>
+        <w:t>apache2</w:t>
       </w:r>
     </w:p>
     <w:p>
